--- a/comp-233/FinalSample3.docx
+++ b/comp-233/FinalSample3.docx
@@ -53,28 +53,18 @@
           <w:ilvl w:val="1"/>
           <w:numId w:val="26"/>
         </w:numPr>
-        <w:rPr>
-          <w:highlight w:val="yellow"/>
-        </w:rPr>
-      </w:pPr>
-      <w:r>
-        <w:rPr>
-          <w:highlight w:val="yellow"/>
-        </w:rPr>
+      </w:pPr>
+      <w:r>
         <w:t xml:space="preserve">To gather feedback from a limited group of </w:t>
       </w:r>
       <w:r>
         <w:rPr>
           <w:b/>
           <w:bCs/>
-          <w:highlight w:val="yellow"/>
         </w:rPr>
         <w:t>external</w:t>
       </w:r>
       <w:r>
-        <w:rPr>
-          <w:highlight w:val="yellow"/>
-        </w:rPr>
         <w:t xml:space="preserve"> users</w:t>
       </w:r>
     </w:p>
@@ -158,9 +148,6 @@
         </w:numPr>
       </w:pPr>
       <w:r>
-        <w:rPr>
-          <w:highlight w:val="yellow"/>
-        </w:rPr>
         <w:t>To find the product in the app store</w:t>
       </w:r>
       <w:r>
@@ -218,14 +205,8 @@
           <w:ilvl w:val="1"/>
           <w:numId w:val="26"/>
         </w:numPr>
-        <w:rPr>
-          <w:highlight w:val="yellow"/>
-        </w:rPr>
-      </w:pPr>
-      <w:r>
-        <w:rPr>
-          <w:highlight w:val="yellow"/>
-        </w:rPr>
+      </w:pPr>
+      <w:r>
         <w:t>Because rollback is difficult on IoT edge devices</w:t>
       </w:r>
     </w:p>
@@ -271,14 +252,8 @@
           <w:ilvl w:val="1"/>
           <w:numId w:val="26"/>
         </w:numPr>
-        <w:rPr>
-          <w:highlight w:val="yellow"/>
-        </w:rPr>
-      </w:pPr>
-      <w:r>
-        <w:rPr>
-          <w:highlight w:val="yellow"/>
-        </w:rPr>
+      </w:pPr>
+      <w:r>
         <w:t>Faster delivery of updates and bug fixes</w:t>
       </w:r>
     </w:p>
@@ -350,14 +325,8 @@
           <w:ilvl w:val="1"/>
           <w:numId w:val="26"/>
         </w:numPr>
-        <w:rPr>
-          <w:highlight w:val="yellow"/>
-        </w:rPr>
-      </w:pPr>
-      <w:r>
-        <w:rPr>
-          <w:highlight w:val="yellow"/>
-        </w:rPr>
+      </w:pPr>
+      <w:r>
         <w:t>Backward-incompatible changes</w:t>
       </w:r>
     </w:p>
@@ -427,14 +396,8 @@
           <w:ilvl w:val="1"/>
           <w:numId w:val="26"/>
         </w:numPr>
-        <w:rPr>
-          <w:highlight w:val="yellow"/>
-        </w:rPr>
-      </w:pPr>
-      <w:r>
-        <w:rPr>
-          <w:highlight w:val="yellow"/>
-        </w:rPr>
+      </w:pPr>
+      <w:r>
         <w:t>To enable remote bug fixes and updates after deployment</w:t>
       </w:r>
     </w:p>
@@ -504,14 +467,8 @@
           <w:ilvl w:val="1"/>
           <w:numId w:val="26"/>
         </w:numPr>
-        <w:rPr>
-          <w:highlight w:val="yellow"/>
-        </w:rPr>
-      </w:pPr>
-      <w:r>
-        <w:rPr>
-          <w:highlight w:val="yellow"/>
-        </w:rPr>
+      </w:pPr>
+      <w:r>
         <w:t>It requires physical access to each device</w:t>
       </w:r>
     </w:p>
@@ -611,14 +568,8 @@
           <w:ilvl w:val="1"/>
           <w:numId w:val="26"/>
         </w:numPr>
-        <w:rPr>
-          <w:highlight w:val="yellow"/>
-        </w:rPr>
-      </w:pPr>
-      <w:r>
-        <w:rPr>
-          <w:highlight w:val="yellow"/>
-        </w:rPr>
+      </w:pPr>
+      <w:r>
         <w:t xml:space="preserve">By using tags and release notes to mark specific versions </w:t>
       </w:r>
     </w:p>
@@ -682,14 +633,8 @@
           <w:ilvl w:val="1"/>
           <w:numId w:val="26"/>
         </w:numPr>
-        <w:rPr>
-          <w:highlight w:val="yellow"/>
-        </w:rPr>
-      </w:pPr>
-      <w:r>
-        <w:rPr>
-          <w:highlight w:val="yellow"/>
-        </w:rPr>
+      </w:pPr>
+      <w:r>
         <w:t>By location</w:t>
       </w:r>
     </w:p>
@@ -700,14 +645,8 @@
           <w:ilvl w:val="1"/>
           <w:numId w:val="26"/>
         </w:numPr>
-        <w:rPr>
-          <w:highlight w:val="yellow"/>
-        </w:rPr>
-      </w:pPr>
-      <w:r>
-        <w:rPr>
-          <w:highlight w:val="yellow"/>
-        </w:rPr>
+      </w:pPr>
+      <w:r>
         <w:t>By feature</w:t>
       </w:r>
     </w:p>
@@ -718,14 +657,8 @@
           <w:ilvl w:val="1"/>
           <w:numId w:val="26"/>
         </w:numPr>
-        <w:rPr>
-          <w:highlight w:val="yellow"/>
-        </w:rPr>
-      </w:pPr>
-      <w:r>
-        <w:rPr>
-          <w:highlight w:val="yellow"/>
-        </w:rPr>
+      </w:pPr>
+      <w:r>
         <w:t>By screen resolution</w:t>
       </w:r>
     </w:p>
@@ -736,20 +669,11 @@
           <w:ilvl w:val="1"/>
           <w:numId w:val="26"/>
         </w:numPr>
-        <w:rPr>
-          <w:highlight w:val="yellow"/>
-        </w:rPr>
-      </w:pPr>
-      <w:r>
-        <w:rPr>
-          <w:highlight w:val="yellow"/>
-        </w:rPr>
+      </w:pPr>
+      <w:r>
         <w:t>By operating system</w:t>
       </w:r>
       <w:r>
-        <w:rPr>
-          <w:highlight w:val="yellow"/>
-        </w:rPr>
         <w:br/>
       </w:r>
     </w:p>
@@ -804,14 +728,8 @@
           <w:ilvl w:val="1"/>
           <w:numId w:val="26"/>
         </w:numPr>
-        <w:rPr>
-          <w:highlight w:val="yellow"/>
-        </w:rPr>
-      </w:pPr>
-      <w:r>
-        <w:rPr>
-          <w:highlight w:val="yellow"/>
-        </w:rPr>
+      </w:pPr>
+      <w:r>
         <w:t>Monitoring of usage and errors</w:t>
       </w:r>
     </w:p>
@@ -857,14 +775,8 @@
           <w:ilvl w:val="1"/>
           <w:numId w:val="26"/>
         </w:numPr>
-        <w:rPr>
-          <w:highlight w:val="yellow"/>
-        </w:rPr>
-      </w:pPr>
-      <w:r>
-        <w:rPr>
-          <w:highlight w:val="yellow"/>
-        </w:rPr>
+      </w:pPr>
+      <w:r>
         <w:t>Managing fixed timelines while balancing hardware and software updates</w:t>
       </w:r>
     </w:p>
@@ -934,20 +846,11 @@
           <w:ilvl w:val="1"/>
           <w:numId w:val="26"/>
         </w:numPr>
-        <w:rPr>
-          <w:highlight w:val="yellow"/>
-        </w:rPr>
-      </w:pPr>
-      <w:r>
-        <w:rPr>
-          <w:highlight w:val="yellow"/>
-        </w:rPr>
+      </w:pPr>
+      <w:r>
         <w:t>In time</w:t>
       </w:r>
       <w:r>
-        <w:rPr>
-          <w:highlight w:val="yellow"/>
-        </w:rPr>
         <w:t xml:space="preserve"> (ask for extension)</w:t>
       </w:r>
     </w:p>
@@ -958,20 +861,11 @@
           <w:ilvl w:val="1"/>
           <w:numId w:val="26"/>
         </w:numPr>
-        <w:rPr>
-          <w:highlight w:val="yellow"/>
-        </w:rPr>
-      </w:pPr>
-      <w:r>
-        <w:rPr>
-          <w:highlight w:val="yellow"/>
-        </w:rPr>
+      </w:pPr>
+      <w:r>
         <w:t>In specification</w:t>
       </w:r>
       <w:r>
-        <w:rPr>
-          <w:highlight w:val="yellow"/>
-        </w:rPr>
         <w:t xml:space="preserve"> (10 feature to 1 feature)</w:t>
       </w:r>
     </w:p>
@@ -982,20 +876,11 @@
           <w:ilvl w:val="1"/>
           <w:numId w:val="26"/>
         </w:numPr>
-        <w:rPr>
-          <w:highlight w:val="yellow"/>
-        </w:rPr>
-      </w:pPr>
-      <w:r>
-        <w:rPr>
-          <w:highlight w:val="yellow"/>
-        </w:rPr>
+      </w:pPr>
+      <w:r>
         <w:t>In cost</w:t>
       </w:r>
       <w:r>
-        <w:rPr>
-          <w:highlight w:val="yellow"/>
-        </w:rPr>
         <w:t xml:space="preserve"> (add budget)</w:t>
       </w:r>
     </w:p>
@@ -1006,26 +891,14 @@
           <w:ilvl w:val="1"/>
           <w:numId w:val="26"/>
         </w:numPr>
-        <w:rPr>
-          <w:highlight w:val="yellow"/>
-        </w:rPr>
-      </w:pPr>
-      <w:r>
-        <w:rPr>
-          <w:highlight w:val="yellow"/>
-        </w:rPr>
+      </w:pPr>
+      <w:r>
         <w:t>In quality</w:t>
       </w:r>
       <w:r>
-        <w:rPr>
-          <w:highlight w:val="yellow"/>
-        </w:rPr>
         <w:t xml:space="preserve"> (fix 10% error tickets)</w:t>
       </w:r>
       <w:r>
-        <w:rPr>
-          <w:highlight w:val="yellow"/>
-        </w:rPr>
         <w:br/>
       </w:r>
     </w:p>
